--- a/L3 2026 Agentic Platform Instructor Materials/instructor-guides/02 Reliable tools and MCP integration.docx
+++ b/L3 2026 Agentic Platform Instructor Materials/instructor-guides/02 Reliable tools and MCP integration.docx
@@ -1013,7 +1013,7 @@
     </w:p>
     <w:p>
       <w:r>
-        <w:t xml:space="preserve">Give your coding agent access to the supplied incident-platform.zip or the reference repository in the </w:t>
+        <w:t xml:space="preserve">Learners need two things: their own project repository in the course GitLab group, and the public </w:t>
       </w:r>
       <w:hyperlink r:id="rId10">
         <w:r>
@@ -1021,11 +1021,11 @@
             <w:color w:val="1155CC"/>
             <w:u w:val="single"/>
           </w:rPr>
-          <w:t>course materials folder</w:t>
+          <w:t>course kit</w:t>
         </w:r>
       </w:hyperlink>
       <w:r>
-        <w:t>. Ask it to preserve the embedded checkpoint history and identify the learner project separately from the reference.</w:t>
+        <w:t>, which holds the starter project and, for each lesson, the given files and the check pack. The kit contains no solutions; the reference checkpoints stay with the instructor as the answer key.</w:t>
       </w:r>
     </w:p>
     <w:p>
@@ -1045,12 +1045,12 @@
         <w:t xml:space="preserve">PROMPT </w:t>
       </w:r>
       <w:r>
-        <w:t>Prepare my Python learner project for Lesson 02, starting from lesson-01. Locate the supplied reference repository and my existing work; ask for their locations if needed. Preserve my changes and handle repository setup, dependency installation and environment configuration yourself. Use the pinned Python 3.12 environment and offline mock provider. Establish the starting checkpoint without adding this lesson yet. Run the baseline checks and report the workspace, checkpoint, results and any missing prerequisites. Do not ask me to run terminal commands.</w:t>
+        <w:t>Prepare my learner project for Lesson 02. Open my project repository in my course GitLab group, cloning it into ~/agentic-course/my-platform if it is not there, and confirm it holds my completed lesson-01 work with all its checks passing. Update my read-only copy of the course kit in ~/agentic-course/kit, cloning it from https://github.com/maxvpavlov/agentic-platforms-kit if it is missing. Use the pinned Python 3.12 environment and the offline mock provider. Do not add this lesson's work yet. Report the project location, its current checkpoint, the test results and any missing prerequisites. Do not ask me to run terminal commands.</w:t>
       </w:r>
     </w:p>
     <w:p>
       <w:r>
-        <w:t>Next, orient the coding agent to the reference while preserving your work.</w:t>
+        <w:t>Next, have the coding agent read this lesson's check pack and add it to the project before any code is written.</w:t>
       </w:r>
     </w:p>
     <w:p>
@@ -1065,7 +1065,7 @@
         <w:t xml:space="preserve">PROMPT </w:t>
       </w:r>
       <w:r>
-        <w:t>Compare my current project with lesson-01 and prepare a read-only view of lesson-02 for this lesson. Preserve my work while arranging any isolation needed. Identify differences, relevant files and the expected capability. Explain the implementation sequence before we begin; do not replace my project with the finished reference or add later lessons.</w:t>
+        <w:t>Read lessons/02 in the course kit: its README, the given files and the check pack. Copy the given files and the check pack into my project exactly as the README says, without changing them, and commit that. Then list the interfaces my code must provide, which checks now fail and why, and the capability they verify. Explain the implementation sequence before we begin. Do not write the implementation yet, and do not look for or use a finished solution.</w:t>
       </w:r>
     </w:p>
     <w:p>
@@ -1076,7 +1076,7 @@
         <w:t xml:space="preserve">Instructor readiness </w:t>
       </w:r>
       <w:r>
-        <w:t>Have your coding agent rehearse the completed reference and prepare the current tests, fixtures and lab runner before class. Tests may fail until the capability is implemented. During class, use one bounded prompt at a time; learners inspect the change, explain the control decision and review the check evidence.</w:t>
+        <w:t>Rehearse the session with a learner project built from the course kit, so you see what learners see: the check pack fails until each capability is built. The reference checkpoint remains your answer key for the excerpts below. In class, use one bounded prompt at a time; learners inspect the change, explain the control decision and review the check evidence.</w:t>
       </w:r>
     </w:p>
     <w:p>
@@ -1806,7 +1806,7 @@
         <w:t xml:space="preserve">PROMPT </w:t>
       </w:r>
       <w:r>
-        <w:t>For Lesson 02, continue in my learner project. Implement ToolExecutor in incident/tools.py. Check tool existence, application-owned capabilities and JSON arguments before dispatch. Reject unexpected tenant arguments and oversized results. Return structured errors that distinguish terminal failures from retryable read failures. Preserve the existing agent loop. Demonstrate malformed arguments and an unauthorized write proposal being rejected before a handler performs an effect. Use lesson-02 read-only to check compatibility. Preserve earlier behaviour, run relevant checks and show the change and observed evidence. Stop at this step.</w:t>
+        <w:t>For Lesson 02, continue in my learner project. Implement ToolExecutor in incident/tools.py. Check tool existence, application-owned capabilities and JSON arguments before dispatch. Reject unexpected tenant arguments and oversized results. Return structured errors that distinguish terminal failures from retryable read failures. Preserve the existing agent loop. Demonstrate malformed arguments and an unauthorized write proposal being rejected before a handler performs an effect. Build to the interfaces the Lesson 02 check pack uses, and do not edit the check pack or the given files. Preserve earlier behaviour, run relevant checks and show the change and observed evidence. Stop at this step.</w:t>
       </w:r>
     </w:p>
     <w:p>
@@ -1907,7 +1907,7 @@
         <w:t xml:space="preserve">PAUSE </w:t>
       </w:r>
       <w:r>
-        <w:t>Have learners identify the boundary in their agent’s change and explain the expected failure behaviour. Compare it with the reference snapshot before accepting the change.</w:t>
+        <w:t>Have learners identify the boundary in their agent’s change and explain the expected failure behaviour. Compare it with the reference excerpt before accepting the change.</w:t>
       </w:r>
     </w:p>
     <w:p>
@@ -1952,7 +1952,7 @@
         <w:t xml:space="preserve">PROMPT </w:t>
       </w:r>
       <w:r>
-        <w:t>For Lesson 02, continue in my learner project. Add exact-action approval and idempotent mock remediation to ToolExecutor. Bind the action key to tenant, run, tool name and canonical arguments. Commit the local mock effect and its deduplication record atomically in SQLite. Test the same approved write after reopening the executor and test changed arguments against the original approval. Show that only one local effect exists, and explain the limit of this guarantee for external APIs. Use lesson-02 read-only to check compatibility. Preserve earlier behaviour, run relevant checks and show the change and observed evidence. Stop at this step.</w:t>
+        <w:t>For Lesson 02, continue in my learner project. Add exact-action approval and idempotent mock remediation to ToolExecutor. Bind the action key to tenant, run, tool name and canonical arguments. Commit the local mock effect and its deduplication record atomically in SQLite. Test the same approved write after reopening the executor and test changed arguments against the original approval. Show that only one local effect exists, and explain the limit of this guarantee for external APIs. Build to the interfaces the Lesson 02 check pack uses, and do not edit the check pack or the given files. Preserve earlier behaviour, run relevant checks and show the change and observed evidence. Stop at this step.</w:t>
       </w:r>
     </w:p>
     <w:p>
@@ -2023,7 +2023,7 @@
         <w:t xml:space="preserve">PAUSE </w:t>
       </w:r>
       <w:r>
-        <w:t>Have learners identify the boundary in their agent’s change and explain the expected failure behaviour. Compare it with the reference snapshot before accepting the change.</w:t>
+        <w:t>Have learners identify the boundary in their agent’s change and explain the expected failure behaviour. Compare it with the reference excerpt before accepting the change.</w:t>
       </w:r>
     </w:p>
     <w:p>
@@ -2068,7 +2068,7 @@
         <w:t xml:space="preserve">PROMPT </w:t>
       </w:r>
       <w:r>
-        <w:t>For Lesson 02, continue in my learner project. Implement the MCP server in incident/mcp_bridge.py with the pinned SDK. Expose the existing tenant-scoped log and runbook readers plus the runbook resource. Bind tenant identity in trusted launcher configuration, keep protocol stdout clean, and limit the server to the capabilities required by this lesson. Explain the host, client, server and resource roles before demonstrating discovery. Use lesson-02 read-only to check compatibility. Preserve earlier behaviour, run relevant checks and show the change and observed evidence. Stop at this step.</w:t>
+        <w:t>For Lesson 02, continue in my learner project. Implement the MCP server in incident/mcp_bridge.py with the pinned SDK. Expose the existing tenant-scoped log and runbook readers plus the runbook resource. Bind tenant identity in trusted launcher configuration, keep protocol stdout clean, and limit the server to the capabilities required by this lesson. Explain the host, client, server and resource roles before demonstrating discovery. Build to the interfaces the Lesson 02 check pack uses, and do not edit the check pack or the given files. Preserve earlier behaviour, run relevant checks and show the change and observed evidence. Stop at this step.</w:t>
       </w:r>
     </w:p>
     <w:p>
@@ -2167,7 +2167,7 @@
         <w:t xml:space="preserve">PAUSE </w:t>
       </w:r>
       <w:r>
-        <w:t>Have learners identify the boundary in their agent’s change and explain the expected failure behaviour. Compare it with the reference snapshot before accepting the change.</w:t>
+        <w:t>Have learners identify the boundary in their agent’s change and explain the expected failure behaviour. Compare it with the reference excerpt before accepting the change.</w:t>
       </w:r>
     </w:p>
     <w:p>
@@ -2212,7 +2212,7 @@
         <w:t xml:space="preserve">PROMPT </w:t>
       </w:r>
       <w:r>
-        <w:t>For Lesson 02, continue in my learner project. Implement the MCP read adapter and connect it behind ToolExecutor. Use the real local stdio transport and the pinned SDK's result shapes. Complete the Session 02 lab and contract tests, show the negotiated protocol and discovered tools, and run the same investigation through the adapter. Confirm that transport discovery does not grant new permissions and show the unchanged cited outcome. Use lesson-02 read-only to check compatibility. Preserve earlier behaviour, run relevant checks and show the change and observed evidence. Stop at this step.</w:t>
+        <w:t>For Lesson 02, continue in my learner project. Implement the MCP read adapter and connect it behind ToolExecutor. Use the real local stdio transport and the pinned SDK's result shapes. Make the Session 02 check pack pass, show the negotiated protocol and discovered tools, and run the same investigation through the adapter. Confirm that transport discovery does not grant new permissions and show the unchanged cited outcome. Build to the interfaces the Lesson 02 check pack uses, and do not edit the check pack or the given files. Preserve earlier behaviour, run relevant checks and show the change and observed evidence. Stop at this step.</w:t>
       </w:r>
     </w:p>
     <w:p>
@@ -2300,7 +2300,7 @@
         <w:t xml:space="preserve">PAUSE </w:t>
       </w:r>
       <w:r>
-        <w:t>Have learners identify the boundary in their agent’s change and explain the expected failure behaviour. Compare it with the reference snapshot before accepting the change.</w:t>
+        <w:t>Have learners identify the boundary in their agent’s change and explain the expected failure behaviour. Compare it with the reference excerpt before accepting the change.</w:t>
       </w:r>
     </w:p>
     <w:p>
@@ -2348,7 +2348,7 @@
         <w:t xml:space="preserve">PROMPT </w:t>
       </w:r>
       <w:r>
-        <w:t>Verify my Lesson 02 implementation against its completion criteria. Update the checkpoint indicator in incident/__init__.py to 2 only when the required capability is present. Run tests/test_lesson02.py, the Session 02 demonstration and the existing regression suite using the offline provider. Keep the expected outcomes unchanged. Report checks actually executed, failures, relevant output and any untested integration. Explain the result and save a recoverable checkpoint of my work. Do not equate an unrun or skipped check with a pass.</w:t>
+        <w:t>Verify my Lesson 02 implementation against its completion criteria. Update the checkpoint indicator in incident/__init__.py to 2 only when the required capability is present. Run the Lesson 02 check pack, which includes tests/test_lesson02.py and the Session 02 demonstration, and the full regression suite, all unchanged and using the offline provider. Keep the expected outcomes unchanged. Report checks actually executed, failures, relevant output and any untested integration. Explain the result, then commit my work and push it to my GitLab repository. Do not equate an unrun or skipped check with a pass.</w:t>
       </w:r>
     </w:p>
     <w:p>
@@ -2472,7 +2472,7 @@
     </w:p>
     <w:p>
       <w:r>
-        <w:t>The independently unpacked lesson-02 checkpoint passed its full test suite and this lesson demo. Recorded test result: 10 passed in 1.96s. Have your coding agent save a recoverable learner checkpoint and retain the comparison with lesson-02 (384c2fb).</w:t>
+        <w:t>The independently unpacked lesson-02 checkpoint passed its full test suite and this lesson demo, and so does the Lesson 02 check pack from the course kit. Recorded test result: 10 passed in 1.96s. Learners commit and push their checkpoint to their GitLab repository; lesson-02 (384c2fb) remains the instructor's answer key.</w:t>
       </w:r>
     </w:p>
     <w:p>
@@ -2485,7 +2485,7 @@
     </w:p>
     <w:p>
       <w:r>
-        <w:t>Use this inventory to scope the coding agent’s work. It includes core files, lab scaffolding, acceptance tests and checkpoint metadata. Ask the agent to explain any additional file changes it needs.</w:t>
+        <w:t>In the reference, this checkpoint changed the files below. Learners write the implementation files themselves; the lab, the tests and any given files arrive in the Lesson 02 check pack. Ask the agent to explain any additional file changes it needs.</w:t>
       </w:r>
     </w:p>
     <w:p>
@@ -2540,7 +2540,7 @@
         <w:t xml:space="preserve">PROMPT </w:t>
       </w:r>
       <w:r>
-        <w:t>Compare my completed Lesson 02 work with reference lesson-02. Show the changed files, interfaces and important behavioural differences. Explain how each completion criterion is met with code or test evidence. Preserve deliberate learner improvements and earlier capabilities; do not overwrite my work merely to obtain a textually identical copy.</w:t>
+        <w:t>Review my completed Lesson 02 work against the Lesson 02 check pack and completion criteria. Show the files I changed and the interfaces I provide, and explain how each completion criterion is met with code or test evidence. Point out where my design makes a different choice from the one the lesson presents, and what that choice costs or gains. Preserve deliberate improvements and earlier capabilities.</w:t>
       </w:r>
     </w:p>
     <w:p>

--- a/L3 2026 Agentic Platform Instructor Materials/instructor-guides/02 Reliable tools and MCP integration.docx
+++ b/L3 2026 Agentic Platform Instructor Materials/instructor-guides/02 Reliable tools and MCP integration.docx
@@ -1013,7 +1013,7 @@
     </w:p>
     <w:p>
       <w:r>
-        <w:t xml:space="preserve">Learners need two things: their own project repository in the course GitLab group, and the public </w:t>
+        <w:t xml:space="preserve">Learners need two things: their own project repository in the course GitLab group, and the </w:t>
       </w:r>
       <w:hyperlink r:id="rId10">
         <w:r>
@@ -1021,11 +1021,11 @@
             <w:color w:val="1155CC"/>
             <w:u w:val="single"/>
           </w:rPr>
-          <w:t>course kit</w:t>
+          <w:t>learner kit</w:t>
         </w:r>
       </w:hyperlink>
       <w:r>
-        <w:t>, which holds the starter project and, for each lesson, the given files and the check pack. The kit contains no solutions; the reference checkpoints stay with the instructor as the answer key.</w:t>
+        <w:t xml:space="preserve"> in the public course repository, which holds the starter project and, for each lesson, the given files and the check pack. Learners build their own implementation; the reference checkpoints in the same repository are the instructor's answer key.</w:t>
       </w:r>
     </w:p>
     <w:p>
@@ -1045,7 +1045,7 @@
         <w:t xml:space="preserve">PROMPT </w:t>
       </w:r>
       <w:r>
-        <w:t>Prepare my learner project for Lesson 02. Open my project repository in my course GitLab group, cloning it into ~/agentic-course/my-platform if it is not there, and confirm it holds my completed lesson-01 work with all its checks passing. Update my read-only copy of the course kit in ~/agentic-course/kit, cloning it from https://github.com/maxvpavlov/agentic-platforms-kit if it is missing. Use the pinned Python 3.12 environment and the offline mock provider. Do not add this lesson's work yet. Report the project location, its current checkpoint, the test results and any missing prerequisites. Do not ask me to run terminal commands.</w:t>
+        <w:t>Prepare my learner project for Lesson 02. Open my project repository in my course GitLab group, cloning it into ~/agentic-course/my-platform if it is not there, and confirm it holds my completed lesson-01 work with all its checks passing. Update my read-only copy of the course repository in ~/agentic-course/course, cloning it from https://github.com/maxvpavlov/ciklum-innovate-l3-2026 if it is missing; its learner-kit folder is the course kit. Use the pinned Python 3.12 environment and the offline mock provider. Do not add this lesson's work yet. Report the project location, its current checkpoint, the test results and any missing prerequisites. Do not ask me to run terminal commands.</w:t>
       </w:r>
     </w:p>
     <w:p>
@@ -1065,7 +1065,7 @@
         <w:t xml:space="preserve">PROMPT </w:t>
       </w:r>
       <w:r>
-        <w:t>Read lessons/02 in the course kit: its README, the given files and the check pack. Copy the given files and the check pack into my project exactly as the README says, without changing them, and commit that. Then list the interfaces my code must provide, which checks now fail and why, and the capability they verify. Explain the implementation sequence before we begin. Do not write the implementation yet, and do not look for or use a finished solution.</w:t>
+        <w:t>Read learner-kit/lessons/02 in the course repository: its README, the given files and the check pack. Copy the given files and the check pack into my project exactly as the README says, without changing them, and commit that. Then list the interfaces my code must provide, which checks now fail and why, and the capability they verify. Explain the implementation sequence before we begin. Do not write the implementation yet, and do not look for or use a finished solution.</w:t>
       </w:r>
     </w:p>
     <w:p>

--- a/L3 2026 Agentic Platform Instructor Materials/instructor-guides/02 Reliable tools and MCP integration.docx
+++ b/L3 2026 Agentic Platform Instructor Materials/instructor-guides/02 Reliable tools and MCP integration.docx
@@ -1065,7 +1065,7 @@
         <w:t xml:space="preserve">PROMPT </w:t>
       </w:r>
       <w:r>
-        <w:t>Read learner-kit/lessons/02 in the course repository: its README, the given files and the check pack. Copy the given files and the check pack into my project exactly as the README says, without changing them, and commit that. Then list the interfaces my code must provide, which checks now fail and why, and the capability they verify. Explain the implementation sequence before we begin. Do not write the implementation yet, and do not look for or use a finished solution.</w:t>
+        <w:t>Read learner-kit/lessons/02 in the course repository: its README, the given files and the check pack. Copy the whole given files and the check pack into my project exactly as the README says, without changing them, and commit that; a given definition that must be pasted into a module is added in the build step that creates or changes that module. Then run the tests and report what fails and why: at first this lesson's test file may fail to import, because the modules it needs do not exist yet. List the interfaces my code must provide, with the exact names, signatures, fields and error codes the tests use, and the capability they verify. Explain the implementation sequence before we begin. Do not write the implementation yet, and do not look for or use a finished solution.</w:t>
       </w:r>
     </w:p>
     <w:p>
@@ -2322,7 +2322,7 @@
         <w:t xml:space="preserve">PROMPT </w:t>
       </w:r>
       <w:r>
-        <w:t>Help me carry out the Lesson 02 learner exercise in my existing project: Add an unexpected tenant argument to a log request, call mock_remediate with a read-only Context, lower output_limit, and repeat an approved mock write after reopening the SQLite executor. Record the error category or replay behaviour for each case. First state the expected outcomes, then run the experiment in a recoverable state. Show the observed results and explain any discrepancy. Keep the original acceptance criteria and restore temporary experiments when finished.</w:t>
+        <w:t>Help me carry out the Lesson 02 learner exercise in my existing project: Add an unexpected tenant argument to a log request, call mock_remediate with a read-only Context, lower output_limit, and repeat an approved mock write after reopening the SQLite executor. Record the error category or replay behaviour for each case. First state the expected outcomes, then run the experiment in a throwaway script outside tests/, or from a clean Git state you can restore. Show the observed results and explain any discrepancy. Keep the original acceptance criteria and restore temporary experiments when finished.</w:t>
       </w:r>
     </w:p>
     <w:p>
@@ -2348,7 +2348,7 @@
         <w:t xml:space="preserve">PROMPT </w:t>
       </w:r>
       <w:r>
-        <w:t>Verify my Lesson 02 implementation against its completion criteria. Update the checkpoint indicator in incident/__init__.py to 2 only when the required capability is present. Run the Lesson 02 check pack, which includes tests/test_lesson02.py and the Session 02 demonstration, and the full regression suite, all unchanged and using the offline provider. Keep the expected outcomes unchanged. Report checks actually executed, failures, relevant output and any untested integration. Explain the result, then commit my work and push it to my GitLab repository. Do not equate an unrun or skipped check with a pass.</w:t>
+        <w:t>Verify my Lesson 02 implementation against its completion criteria. Update the checkpoint indicator in incident/__init__.py to 2 only when the required capability is present. Run the full test suite, which includes the Lesson 02 check pack and every earlier lesson's tests, and then the Session 02 demonstration with python -m incident.lab 2, all unchanged and using the offline provider. Confirm that the passing count matches the one in the Lesson 02 check pack README. Keep the expected outcomes unchanged. Report checks actually executed, failures, relevant output and any untested integration. Explain the result, then commit my work and push it to my GitLab repository. Do not equate an unrun or skipped check with a pass.</w:t>
       </w:r>
     </w:p>
     <w:p>
@@ -2540,7 +2540,7 @@
         <w:t xml:space="preserve">PROMPT </w:t>
       </w:r>
       <w:r>
-        <w:t>Review my completed Lesson 02 work against the Lesson 02 check pack and completion criteria. Show the files I changed and the interfaces I provide, and explain how each completion criterion is met with code or test evidence. Point out where my design makes a different choice from the one the lesson presents, and what that choice costs or gains. Preserve deliberate improvements and earlier capabilities.</w:t>
+        <w:t>Review my completed Lesson 02 work against the Lesson 02 check pack and completion criteria. Show the files I changed and the interfaces I provide, and explain how each completion criterion is met with code or test evidence. Point out the design choices I made that the check pack does not force, and what each one costs or gains. Preserve deliberate improvements and earlier capabilities.</w:t>
       </w:r>
     </w:p>
     <w:p>

--- a/L3 2026 Agentic Platform Instructor Materials/instructor-guides/02 Reliable tools and MCP integration.docx
+++ b/L3 2026 Agentic Platform Instructor Materials/instructor-guides/02 Reliable tools and MCP integration.docx
@@ -2348,7 +2348,7 @@
         <w:t xml:space="preserve">PROMPT </w:t>
       </w:r>
       <w:r>
-        <w:t>Verify my Lesson 02 implementation against its completion criteria. Update the checkpoint indicator in incident/__init__.py to 2 only when the required capability is present. Run the full test suite, which includes the Lesson 02 check pack and every earlier lesson's tests, and then the Session 02 demonstration with python -m incident.lab 2, all unchanged and using the offline provider. Confirm that the passing count matches the one in the Lesson 02 check pack README. Keep the expected outcomes unchanged. Report checks actually executed, failures, relevant output and any untested integration. Explain the result, then commit my work and push it to my GitLab repository. Do not equate an unrun or skipped check with a pass.</w:t>
+        <w:t>Verify my Lesson 02 implementation against its completion criteria. Update the checkpoint indicator in incident/__init__.py to 2 only when the required capability is present. Run the full test suite, which includes the Lesson 02 check pack and every earlier lesson's tests, and then the Session 02 demonstration with python -m incident.lab 2, all unchanged and using the offline provider (MODEL_PROVIDER unset or set to mock). Confirm that the passing count matches the one in the Lesson 02 check pack README. Keep the expected outcomes unchanged. Report checks actually executed, failures, relevant output and any untested integration. Explain the result, then commit my work and push it to my GitLab repository. Do not equate an unrun or skipped check with a pass.</w:t>
       </w:r>
     </w:p>
     <w:p>

--- a/L3 2026 Agentic Platform Instructor Materials/instructor-guides/02 Reliable tools and MCP integration.docx
+++ b/L3 2026 Agentic Platform Instructor Materials/instructor-guides/02 Reliable tools and MCP integration.docx
@@ -1013,7 +1013,7 @@
     </w:p>
     <w:p>
       <w:r>
-        <w:t xml:space="preserve">Learners need two things: their own project repository in the course GitLab group, and the </w:t>
+        <w:t xml:space="preserve">Learners need two things: their own project repository in the course GitLab group on gitlab.ciklum.net, and the </w:t>
       </w:r>
       <w:hyperlink r:id="rId10">
         <w:r>
@@ -1045,7 +1045,7 @@
         <w:t xml:space="preserve">PROMPT </w:t>
       </w:r>
       <w:r>
-        <w:t>Prepare my learner project for Lesson 02. Open my project repository in my course GitLab group, cloning it into ~/agentic-course/my-platform if it is not there, and confirm it holds my completed lesson-01 work with all its checks passing. Update my read-only copy of the course repository in ~/agentic-course/course, cloning it from https://github.com/maxvpavlov/ciklum-innovate-l3-2026 if it is missing; its learner-kit folder is the course kit. Use the pinned Python 3.12 environment and the offline mock provider. Do not add this lesson's work yet. Report the project location, its current checkpoint, the test results and any missing prerequisites. Do not ask me to run terminal commands.</w:t>
+        <w:t>Prepare my learner project for Lesson 02. Open my project repository in my course GitLab group on gitlab.ciklum.net, cloning it into ~/agentic-course/my-platform if it is not there, and confirm it holds my completed lesson-01 work with all its checks passing. Update my read-only copy of the course repository in ~/agentic-course/course, cloning it from https://github.com/maxvpavlov/ciklum-innovate-l3-2026 if it is missing; its learner-kit folder is the course kit. Use the pinned Python 3.12 environment and the offline mock provider. Do not add this lesson's work yet. Report the project location, its current checkpoint, the test results and any missing prerequisites. Do not ask me to run terminal commands.</w:t>
       </w:r>
     </w:p>
     <w:p>
@@ -2348,7 +2348,7 @@
         <w:t xml:space="preserve">PROMPT </w:t>
       </w:r>
       <w:r>
-        <w:t>Verify my Lesson 02 implementation against its completion criteria. Update the checkpoint indicator in incident/__init__.py to 2 only when the required capability is present. Run the full test suite, which includes the Lesson 02 check pack and every earlier lesson's tests, and then the Session 02 demonstration with python -m incident.lab 2, all unchanged and using the offline provider (MODEL_PROVIDER unset or set to mock). Confirm that the passing count matches the one in the Lesson 02 check pack README. Keep the expected outcomes unchanged. Report checks actually executed, failures, relevant output and any untested integration. Explain the result, then commit my work and push it to my GitLab repository. Do not equate an unrun or skipped check with a pass.</w:t>
+        <w:t>Verify my Lesson 02 implementation against its completion criteria. Update the checkpoint indicator in incident/__init__.py to 2 only when the required capability is present. Run the full test suite, which includes the Lesson 02 check pack and every earlier lesson's tests, and then the Session 02 demonstration with python -m incident.lab 2, all unchanged and using the offline provider (MODEL_PROVIDER unset or set to mock). Confirm that the passing count matches the one in the Lesson 02 check pack README. Keep the expected outcomes unchanged. Report checks actually executed, failures, relevant output and any untested integration. Explain the result, then commit my work and push it to my repository on gitlab.ciklum.net; if glab is also signed in to other GitLab hosts, make sure the push goes to gitlab.ciklum.net. Do not equate an unrun or skipped check with a pass.</w:t>
       </w:r>
     </w:p>
     <w:p>

--- a/L3 2026 Agentic Platform Instructor Materials/instructor-guides/02 Reliable tools and MCP integration.docx
+++ b/L3 2026 Agentic Platform Instructor Materials/instructor-guides/02 Reliable tools and MCP integration.docx
@@ -1806,7 +1806,7 @@
         <w:t xml:space="preserve">PROMPT </w:t>
       </w:r>
       <w:r>
-        <w:t>For Lesson 02, continue in my learner project. Implement ToolExecutor in incident/tools.py. Check tool existence, application-owned capabilities and JSON arguments before dispatch. Reject unexpected tenant arguments and oversized results. Return structured errors that distinguish terminal failures from retryable read failures. Preserve the existing agent loop. Demonstrate malformed arguments and an unauthorized write proposal being rejected before a handler performs an effect. Build to the interfaces the Lesson 02 check pack uses, and do not edit the check pack or the given files. Preserve earlier behaviour, run relevant checks and show the change and observed evidence. Stop at this step.</w:t>
+        <w:t>For Lesson 02, continue in my learner project. Implement ToolExecutor in incident/tools.py. Check tool existence, application-owned capabilities and JSON arguments before dispatch. Reject unexpected tenant arguments and oversized results. Return structured errors that distinguish terminal failures from retryable read failures. Preserve the existing agent loop. Demonstrate malformed arguments and an unauthorized write proposal being rejected before a handler performs an effect. The check pack needs ToolExecutor(db=":memory:", read_handler=simple_tools, output_limit=6000), whose output_limit attribute a test changes; available(context), which returns only the schemas the context allows; and async execute(name, args, context), which returns the handler's result or {"ok": false, "error": code, "retryable": true or false}. Use the codes unknown_tool, permission_denied, invalid_arguments and output_too_large (all terminal), and tool_unavailable (retryable) when a read still times out or loses its connection after one retry. Check the permission before validating the arguments. Build to the interfaces the Lesson 02 check pack uses, and do not edit the check pack or the given files. Preserve earlier behaviour, run relevant checks and show the change and observed evidence. Stop at this step.</w:t>
       </w:r>
     </w:p>
     <w:p>
@@ -1952,7 +1952,7 @@
         <w:t xml:space="preserve">PROMPT </w:t>
       </w:r>
       <w:r>
-        <w:t>For Lesson 02, continue in my learner project. Add exact-action approval and idempotent mock remediation to ToolExecutor. Bind the action key to tenant, run, tool name and canonical arguments. Commit the local mock effect and its deduplication record atomically in SQLite. Test the same approved write after reopening the executor and test changed arguments against the original approval. Show that only one local effect exists, and explain the limit of this guarantee for external APIs. Build to the interfaces the Lesson 02 check pack uses, and do not edit the check pack or the given files. Preserve earlier behaviour, run relevant checks and show the change and observed evidence. Stop at this step.</w:t>
+        <w:t>For Lesson 02, continue in my learner project. Add exact-action approval and idempotent mock remediation to ToolExecutor. Add a mock_remediate tool schema with incident_id (INC- followed by three digits) and action (only rollback), and define ApprovalRequired in incident/core.py: an exception whose action attribute holds the proposed key, name and args. action_key(name, args, context) returns the key; execute raises ApprovalRequired when that key is not in context.approved, and an approved write returns its result with replayed false the first time and the stored result with replayed true after that. Bind the action key to tenant, run, tool name and canonical arguments. Commit the local mock effect and its deduplication record atomically in SQLite. Test the same approved write after reopening the executor and test changed arguments against the original approval. Show that only one local effect exists, and explain the limit of this guarantee for external APIs. Build to the interfaces the Lesson 02 check pack uses, and do not edit the check pack or the given files. Preserve earlier behaviour, run relevant checks and show the change and observed evidence. Stop at this step.</w:t>
       </w:r>
     </w:p>
     <w:p>
@@ -2212,7 +2212,7 @@
         <w:t xml:space="preserve">PROMPT </w:t>
       </w:r>
       <w:r>
-        <w:t>For Lesson 02, continue in my learner project. Implement the MCP read adapter and connect it behind ToolExecutor. Use the real local stdio transport and the pinned SDK's result shapes. Make the Session 02 check pack pass, show the negotiated protocol and discovered tools, and run the same investigation through the adapter. Confirm that transport discovery does not grant new permissions and show the unchanged cited outcome. Build to the interfaces the Lesson 02 check pack uses, and do not edit the check pack or the given files. Preserve earlier behaviour, run relevant checks and show the change and observed evidence. Stop at this step.</w:t>
+        <w:t>For Lesson 02, continue in my learner project. Implement the MCP read adapter and connect it behind ToolExecutor. The check pack needs stdio_client(tenant="astro"), which returns the pinned SDK's Client for a server started as python -m incident.mcp_bridge with INCIDENT_TENANT set by the launcher, and MCPReadAdapter(client), a read handler that returns the result's structured content when present and otherwise parses its JSON text content. Use the real local stdio transport and the pinned SDK's result shapes. Make the Session 02 check pack pass, show the negotiated protocol and discovered tools, and run the same investigation through the adapter. Confirm that transport discovery does not grant new permissions and show the unchanged cited outcome. Build to the interfaces the Lesson 02 check pack uses, and do not edit the check pack or the given files. Preserve earlier behaviour, run relevant checks and show the change and observed evidence. Stop at this step.</w:t>
       </w:r>
     </w:p>
     <w:p>

--- a/L3 2026 Agentic Platform Instructor Materials/instructor-guides/02 Reliable tools and MCP integration.docx
+++ b/L3 2026 Agentic Platform Instructor Materials/instructor-guides/02 Reliable tools and MCP integration.docx
@@ -1046,6 +1046,26 @@
       </w:r>
       <w:r>
         <w:t>Prepare my learner project for Lesson 02. Open my project repository in my course GitLab group on gitlab.ciklum.net, cloning it into ~/agentic-course/my-platform if it is not there, and confirm it holds my completed lesson-01 work with all its checks passing. Update my read-only copy of the course repository in ~/agentic-course/course, cloning it from https://github.com/maxvpavlov/ciklum-innovate-l3-2026 if it is missing; its learner-kit folder is the course kit. Use the pinned Python 3.12 environment and the offline mock provider. Do not add this lesson's work yet. Report the project location, its current checkpoint, the test results and any missing prerequisites. Do not ask me to run terminal commands.</w:t>
+      </w:r>
+    </w:p>
+    <w:p>
+      <w:r>
+        <w:t>Lesson 01 projects keep everything in incident/. Before the check pack, one prompt moves the project to the layout it keeps from now on: the agent runtime in agent_runtime/ and the course scaffolding in course/; the next prompt adds the platform in agentic_platform/.</w:t>
+      </w:r>
+    </w:p>
+    <w:p>
+      <w:pPr>
+        <w:pStyle w:val="AgentPrompt"/>
+        <w:keepLines/>
+      </w:pPr>
+      <w:r>
+        <w:rPr>
+          <w:b/>
+        </w:rPr>
+        <w:t xml:space="preserve">PROMPT </w:t>
+      </w:r>
+      <w:r>
+        <w:t>Move my learner project to the course layout before Lesson 02, without changing its behaviour, as the first section of learner-kit/lessons/02/README.md in the course repository describes. Move incident/core.py and incident/providers.py into a new agent_runtime/ package, and incident/__init__.py with my LESSON value, incident/lab.py and incident/fixtures.py into a new course/ package. Replace my tests with test_setup.py and test_lesson01.py from learner-kit/lessons/02/checks/tests, and incident/labs/ with __init__.py and l01.py from learner-kit/lessons/02/checks/course/labs, unchanged. Update the imports in my own modules, remove the empty incident/ folder, run the full test suite, which must still report 7 passed, and commit the move on its own. Do not add this lesson's work yet.</w:t>
       </w:r>
     </w:p>
     <w:p>
@@ -2501,7 +2521,39 @@
         <w:pStyle w:val="ListBullet"/>
       </w:pPr>
       <w:r>
+        <w:t>README.md</w:t>
+      </w:r>
+    </w:p>
+    <w:p>
+      <w:pPr>
+        <w:pStyle w:val="ListBullet"/>
+      </w:pPr>
+      <w:r>
+        <w:t>agent_runtime/__init__.py</w:t>
+      </w:r>
+    </w:p>
+    <w:p>
+      <w:pPr>
+        <w:pStyle w:val="ListBullet"/>
+      </w:pPr>
+      <w:r>
+        <w:t>agent_runtime/core.py</w:t>
+      </w:r>
+    </w:p>
+    <w:p>
+      <w:pPr>
+        <w:pStyle w:val="ListBullet"/>
+      </w:pPr>
+      <w:r>
         <w:t>agent_runtime/mcp_bridge.py</w:t>
+      </w:r>
+    </w:p>
+    <w:p>
+      <w:pPr>
+        <w:pStyle w:val="ListBullet"/>
+      </w:pPr>
+      <w:r>
+        <w:t>agent_runtime/providers.py</w:t>
       </w:r>
     </w:p>
     <w:p>
@@ -2605,6 +2657,38 @@
         <w:pStyle w:val="ListBullet"/>
       </w:pPr>
       <w:r>
+        <w:t>course/fixtures.py</w:t>
+      </w:r>
+    </w:p>
+    <w:p>
+      <w:pPr>
+        <w:pStyle w:val="ListBullet"/>
+      </w:pPr>
+      <w:r>
+        <w:t>course/lab.py</w:t>
+      </w:r>
+    </w:p>
+    <w:p>
+      <w:pPr>
+        <w:pStyle w:val="ListBullet"/>
+      </w:pPr>
+      <w:r>
+        <w:t>course/labs/__init__.py</w:t>
+      </w:r>
+    </w:p>
+    <w:p>
+      <w:pPr>
+        <w:pStyle w:val="ListBullet"/>
+      </w:pPr>
+      <w:r>
+        <w:t>course/labs/l01.py</w:t>
+      </w:r>
+    </w:p>
+    <w:p>
+      <w:pPr>
+        <w:pStyle w:val="ListBullet"/>
+      </w:pPr>
+      <w:r>
         <w:t>course/labs/l02.py</w:t>
       </w:r>
     </w:p>
@@ -2613,7 +2697,31 @@
         <w:pStyle w:val="ListBullet"/>
       </w:pPr>
       <w:r>
+        <w:t>incident/__init__.py</w:t>
+      </w:r>
+    </w:p>
+    <w:p>
+      <w:pPr>
+        <w:pStyle w:val="ListBullet"/>
+      </w:pPr>
+      <w:r>
+        <w:t>tests/test_lesson01.py</w:t>
+      </w:r>
+    </w:p>
+    <w:p>
+      <w:pPr>
+        <w:pStyle w:val="ListBullet"/>
+      </w:pPr>
+      <w:r>
         <w:t>tests/test_lesson02.py</w:t>
+      </w:r>
+    </w:p>
+    <w:p>
+      <w:pPr>
+        <w:pStyle w:val="ListBullet"/>
+      </w:pPr>
+      <w:r>
+        <w:t>tests/test_setup.py</w:t>
       </w:r>
     </w:p>
     <w:p>

--- a/L3 2026 Agentic Platform Instructor Materials/instructor-guides/02 Reliable tools and MCP integration.docx
+++ b/L3 2026 Agentic Platform Instructor Materials/instructor-guides/02 Reliable tools and MCP integration.docx
@@ -1826,7 +1826,7 @@
         <w:t xml:space="preserve">PROMPT </w:t>
       </w:r>
       <w:r>
-        <w:t>For Lesson 02, continue in my learner project. Implement ToolExecutor in agent_runtime/tools.py. Check tool existence, application-owned capabilities and JSON arguments before dispatch. Reject unexpected tenant arguments and oversized results. Return structured errors that distinguish terminal failures from retryable read failures. Preserve the existing agent loop. Demonstrate malformed arguments and an unauthorized write proposal being rejected before a handler performs an effect. The check pack needs ToolExecutor(db=":memory:", read_handler=simple_tools, output_limit=6000), whose output_limit attribute a test changes; available(context), which returns only the schemas the context allows; and async execute(name, args, context), which returns the handler's result or {"ok": false, "error": code, "retryable": true or false}. Use the codes unknown_tool, permission_denied, invalid_arguments and output_too_large (all terminal), and tool_unavailable (retryable) when a read still times out or loses its connection after one retry. Check the permission before validating the arguments. Build to the interfaces the Lesson 02 check pack uses, and do not edit the check pack or the given files. Preserve earlier behaviour, run relevant checks and show the change and observed evidence. Stop at this step.</w:t>
+        <w:t>For Lesson 02, continue in my learner project. Implement ToolExecutor in agent_runtime/tools.py. Check tool existence, application-owned capabilities and JSON arguments before dispatch. Reject unexpected tenant arguments and oversized results. Return structured errors that distinguish terminal failures from retryable read failures. Preserve the existing agent loop. Demonstrate malformed arguments and a tool the run was not granted being rejected before a handler runs. The check pack needs ToolExecutor(db=":memory:", read_handler=simple_tools, output_limit=6000), whose output_limit attribute a test changes; available(context), which returns only the schemas the context allows; and async execute(name, args, context), which returns the handler's result or {"ok": false, "error": code, "retryable": true or false}. Use the codes unknown_tool, permission_denied, invalid_arguments and output_too_large (all terminal), and tool_unavailable (retryable) when a read still times out or loses its connection after one retry. Check the permission before validating the arguments. The given platform shell also creates ToolExecutor() with no arguments, so give every parameter a default (an in-memory database and the Session 01 readers), and it lists the tool catalogue from a schemas attribute: every tool the executor knows, which gains mock_remediate in the next step. This lesson's test file cannot import until action_key exists in the next step, so check this step with your demonstration and the Session 01 tests. Build to the interfaces the Lesson 02 check pack uses, and do not edit the check pack or the given files. Preserve earlier behaviour, run relevant checks and show the change and observed evidence. Stop at this step.</w:t>
       </w:r>
     </w:p>
     <w:p>
@@ -1972,7 +1972,7 @@
         <w:t xml:space="preserve">PROMPT </w:t>
       </w:r>
       <w:r>
-        <w:t>For Lesson 02, continue in my learner project. Add exact-action approval and idempotent mock remediation to ToolExecutor. Add a mock_remediate tool schema with incident_id (INC- followed by three digits) and action (only rollback), and define ApprovalRequired in agent_runtime/core.py: an exception whose action attribute holds the proposed key, name and args. action_key(name, args, context) returns the key; execute raises ApprovalRequired when that key is not in context.approved, and an approved write returns its result with replayed false the first time and the stored result with replayed true after that. Bind the action key to tenant, run, tool name and canonical arguments. Commit the local mock effect and its deduplication record atomically in SQLite. Test the same approved write after reopening the executor and test changed arguments against the original approval. Show that only one local effect exists, and explain the limit of this guarantee for external APIs. Build to the interfaces the Lesson 02 check pack uses, and do not edit the check pack or the given files. Preserve earlier behaviour, run relevant checks and show the change and observed evidence. Stop at this step.</w:t>
+        <w:t>For Lesson 02, continue in my learner project. Add exact-action approval and idempotent mock remediation to ToolExecutor. Add a mock_remediate tool schema with incident_id (INC- followed by three digits) and action (only rollback), and add it to schemas. Use ApprovalRequired in agent_runtime/core.py, adding it if your core does not have it yet: an exception whose action attribute holds the proposed key, name and args. action_key(name, args, context) returns the key; execute raises ApprovalRequired when that key is not in context.approved, and an approved write returns its result with replayed false the first time and the stored result with replayed true after that. Bind the action key to tenant, run, tool name and canonical arguments. Commit the local mock effect and its deduplication record atomically in SQLite. Test the same approved write after reopening the executor and test changed arguments against the original approval. Show that only one local effect exists, and explain the limit of this guarantee for external APIs. Build to the interfaces the Lesson 02 check pack uses, and do not edit the check pack or the given files. Preserve earlier behaviour, run relevant checks and show the change and observed evidence. Stop at this step.</w:t>
       </w:r>
     </w:p>
     <w:p>
@@ -2088,7 +2088,7 @@
         <w:t xml:space="preserve">PROMPT </w:t>
       </w:r>
       <w:r>
-        <w:t>For Lesson 02, continue in my learner project. Implement the MCP server in agent_runtime/mcp_bridge.py with the pinned SDK. Expose the existing tenant-scoped log and runbook readers plus the runbook resource. Bind tenant identity in trusted launcher configuration, keep protocol stdout clean, and limit the server to the capabilities required by this lesson. Explain the host, client, server and resource roles before demonstrating discovery. Build to the interfaces the Lesson 02 check pack uses, and do not edit the check pack or the given files. Preserve earlier behaviour, run relevant checks and show the change and observed evidence. Stop at this step.</w:t>
+        <w:t>For Lesson 02, continue in my learner project. Implement the MCP server in agent_runtime/mcp_bridge.py with the pinned SDK. Expose the existing tenant-scoped log and runbook readers plus the runbook resource. Bind tenant identity in trusted launcher configuration, keep protocol stdout clean, and serve only the two read tools and the runbook resource: no write tool and no prompts. If the pinned SDK still advertises an empty capability, report it rather than working around it. Explain the host, client, server and resource roles before demonstrating discovery. Build to the interfaces the Lesson 02 check pack uses, and do not edit the check pack or the given files. Preserve earlier behaviour, run relevant checks and show the change and observed evidence. Stop at this step.</w:t>
       </w:r>
     </w:p>
     <w:p>
@@ -2232,7 +2232,7 @@
         <w:t xml:space="preserve">PROMPT </w:t>
       </w:r>
       <w:r>
-        <w:t>For Lesson 02, continue in my learner project. Implement the MCP read adapter and connect it behind ToolExecutor. The check pack needs stdio_client(tenant="astro"), which returns the pinned SDK's Client for a server started as python -m agent_runtime.mcp_bridge with INCIDENT_TENANT set by the launcher, and MCPReadAdapter(client), a read handler that returns the result's structured content when present and otherwise parses its JSON text content. Use the real local stdio transport and the pinned SDK's result shapes. Make the Session 02 check pack pass, show the negotiated protocol and discovered tools, and run the same investigation through the adapter. Confirm that transport discovery does not grant new permissions and show the unchanged cited outcome. Build to the interfaces the Lesson 02 check pack uses, and do not edit the check pack or the given files. Preserve earlier behaviour, run relevant checks and show the change and observed evidence. Stop at this step.</w:t>
+        <w:t>For Lesson 02, continue in my learner project. Implement the MCP read adapter and connect it behind ToolExecutor. The check pack needs stdio_client(tenant="astro"), which returns the pinned SDK's Client for a server started as python -m agent_runtime.mcp_bridge with INCIDENT_TENANT set by the launcher, and MCPReadAdapter(client), a read handler that returns the result's structured content when present and otherwise parses its JSON text content. Use the real local stdio transport and the pinned SDK's result shapes. A lost or closed MCP connection must reach ToolExecutor as a retryable read failure, so the executor returns tool_unavailable; the pinned SDK does not raise ConnectionError for it, so check what it does raise and show the result by stopping the server. Make the Session 02 check pack pass, show the negotiated protocol and discovered tools with your own short script (python -m course.lab 2 runs only once the verify step raises LESSON), and run the same investigation through the adapter. Confirm that transport discovery does not grant new permissions and show the unchanged cited outcome. Build to the interfaces the Lesson 02 check pack uses, and do not edit the check pack or the given files. Preserve earlier behaviour, run relevant checks and show the change and observed evidence. Stop at this step.</w:t>
       </w:r>
     </w:p>
     <w:p>
@@ -2342,7 +2342,7 @@
         <w:t xml:space="preserve">PROMPT </w:t>
       </w:r>
       <w:r>
-        <w:t>Help me carry out the Lesson 02 learner exercise in my existing project: Add an unexpected tenant argument to a log request, call mock_remediate with a read-only Context, lower output_limit, and repeat an approved mock write after reopening the SQLite executor. Record the error category or replay behaviour for each case. Then start the platform API on loopback with the offline provider and give me the console address: I will sign in as demo-astro and then demo-operator, submit INC-001 in Runs, and repeat the denied and approval cases in the Tools view. First state the expected outcomes, then run the experiment in a throwaway script outside tests/, or from a clean Git state you can restore. Show the observed results and explain any discrepancy. Keep the original acceptance criteria and restore temporary experiments when finished.</w:t>
+        <w:t>Help me carry out the Lesson 02 learner exercise in my existing project: Add an unexpected tenant argument to a log request, call mock_remediate with a read-only Context, lower output_limit, and repeat an approved mock write after reopening the SQLite executor. Record the error category or replay behaviour for each case; the replay case stays in the script, because the console's Tools view never approves a write. Then start the platform API on loopback with the offline provider and give me the console address: I will sign in as demo-astro and then demo-operator, submit INC-001 in Runs, and repeat the denied and approval cases in the Tools view. Tell me that console runs use the in-process readers rather than MCP, and that the Overview shows checkpoint lesson-01 until the verify step raises LESSON. First state the expected outcomes, then run the experiment in a throwaway script outside tests/, or from a clean Git state you can restore. Show the observed results and explain any discrepancy. Keep the original acceptance criteria and restore temporary experiments when finished.</w:t>
       </w:r>
     </w:p>
     <w:p>

--- a/L3 2026 Agentic Platform Instructor Materials/instructor-guides/02 Reliable tools and MCP integration.docx
+++ b/L3 2026 Agentic Platform Instructor Materials/instructor-guides/02 Reliable tools and MCP integration.docx
@@ -1045,7 +1045,7 @@
         <w:t xml:space="preserve">PROMPT </w:t>
       </w:r>
       <w:r>
-        <w:t>Prepare my learner project for Lesson 02. Open my project repository in my course GitLab group on gitlab.ciklum.net, cloning it into ~/agentic-course/my-platform if it is not there, and confirm it holds my completed lesson-01 work with all its checks passing. Update my read-only copy of the course repository in ~/agentic-course/course, cloning it from https://github.com/maxvpavlov/ciklum-innovate-l3-2026 if it is missing; its learner-kit folder is the course kit. Use the pinned Python 3.12 environment and the offline mock provider. Do not add this lesson's work yet. Report the project location, its current checkpoint, the test results and any missing prerequisites. Do not ask me to run terminal commands.</w:t>
+        <w:t>Prepare my learner project for Lesson 02. Open my project repository in my course GitLab group on gitlab.ciklum.net, cloning it into ~/agentic-course/my-platform if it is not there, and confirm it holds my completed lesson-01 work with all its checks passing. Update my read-only copy of the course repository in ~/agentic-course/course, cloning it from https://github.com/maxvpavlov/ciklum-innovate-l3-2026 if it is missing, and tell me the commit it was at before and after the update and which files under learner-kit/lessons/02 changed; its learner-kit folder is the course kit. Use the pinned Python 3.12 environment and the offline mock provider. Do not add this lesson's work yet. Report the project location, its current checkpoint, the test results and any missing prerequisites. Do not ask me to run terminal commands.</w:t>
       </w:r>
     </w:p>
     <w:p>

--- a/L3 2026 Agentic Platform Instructor Materials/instructor-guides/02 Reliable tools and MCP integration.docx
+++ b/L3 2026 Agentic Platform Instructor Materials/instructor-guides/02 Reliable tools and MCP integration.docx
@@ -1045,12 +1045,12 @@
         <w:t xml:space="preserve">PROMPT </w:t>
       </w:r>
       <w:r>
-        <w:t>Prepare my learner project for Lesson 02. Open my project repository in my course GitLab group on gitlab.ciklum.net, cloning it into ~/agentic-course/my-platform if it is not there, and confirm it holds my completed lesson-01 work with all its checks passing. Update my read-only copy of the course repository in ~/agentic-course/course, cloning it from https://github.com/maxvpavlov/ciklum-innovate-l3-2026 if it is missing, and tell me the commit it was at before and after the update and which files under learner-kit/lessons/02 changed; its learner-kit folder is the course kit. Use the pinned Python 3.12 environment and the offline mock provider. Do not add this lesson's work yet. Report the project location, its current checkpoint, the test results and any missing prerequisites. Do not ask me to run terminal commands.</w:t>
+        <w:t>Prepare my learner project for Lesson 02. Open my project repository in my course GitLab group on gitlab.ciklum.net, cloning it into ~/agentic-course/my-platform if it is not there, read its AGENTS.md first if it has one and follow it, and confirm it holds my completed lesson-01 work with all its checks passing. Update my read-only copy of the course repository in ~/agentic-course/course, cloning it from https://github.com/maxvpavlov/ciklum-innovate-l3-2026 if it is missing, and tell me the commit it was at before and after the update and which files under learner-kit/lessons/02 changed; its learner-kit folder is the course kit. Use the pinned Python 3.12 environment and the offline mock provider. Do not add this lesson's work yet. Report the project location, its current checkpoint, the test results and any missing prerequisites. Do not ask me to run terminal commands.</w:t>
       </w:r>
     </w:p>
     <w:p>
       <w:r>
-        <w:t>Lesson 01 projects keep everything in incident/. Before the check pack, one prompt moves the project to the layout it keeps from now on (the agent runtime in agent_runtime/, the course scaffolding in course/), copies the given platform shell into agentic_platform/ and starts it. Learners sign in and see their own Lesson 01 agent run INC-001 in the console; the Tools view says the tool boundary is not built yet, which is this session's work.</w:t>
+        <w:t>Lesson 01 projects keep everything in incident/. Before the check pack, one prompt moves the project to the layout it keeps from now on (the agent runtime in agent_runtime/, the course scaffolding in course/), copies the given platform shell into agentic_platform/, adds AGENTS.md (the briefing every later coding-agent session reads first) and starts the platform. Learners sign in and see their own Lesson 01 agent run INC-001 in the console; the Tools view says the tool boundary is not built yet, which is this session's work.</w:t>
       </w:r>
     </w:p>
     <w:p>
@@ -1065,7 +1065,7 @@
         <w:t xml:space="preserve">PROMPT </w:t>
       </w:r>
       <w:r>
-        <w:t>Move my learner project to the course layout and start the platform, without adding this lesson's work, as the first section of learner-kit/lessons/02/README.md in the course repository describes. Move incident/core.py and incident/providers.py into a new agent_runtime/ package, and incident/__init__.py with my LESSON value, incident/lab.py and incident/fixtures.py into a new course/ package. Replace my tests with test_setup.py and test_lesson01.py from learner-kit/lessons/02/checks/tests, and incident/labs/ with __init__.py and l01.py from learner-kit/lessons/02/checks/course/labs, unchanged. Update the imports in my own modules, remove the empty incident/ folder, run the full test suite, which must still report 7 passed, and commit the move on its own. Then copy the given platform shell, everything under learner-kit/lessons/02/given/agentic_platform, into a top-level agentic_platform/ folder unchanged and commit it on its own. Start the platform API on loopback with the offline mock provider, keep it running and give me the console address: I will sign in as demo-astro, submit INC-001 in Runs and open the Tools view. Tell me how to stop it.</w:t>
+        <w:t>Move my learner project to the course layout and start the platform, without adding this lesson's work, as the first section of learner-kit/lessons/02/README.md in the course repository describes. Move incident/core.py and incident/providers.py into a new agent_runtime/ package, and incident/__init__.py with my LESSON value, incident/lab.py and incident/fixtures.py into a new course/ package. Replace my tests with test_setup.py and test_lesson01.py from learner-kit/lessons/02/checks/tests, and incident/labs/ with __init__.py and l01.py from learner-kit/lessons/02/checks/course/labs, unchanged. Update the imports in my own modules, remove the empty incident/ folder, run the full test suite, which must still report 7 passed, and commit the move on its own. Then copy the given platform shell, everything under learner-kit/lessons/02/given/agentic_platform, into a top-level agentic_platform/ folder unchanged and commit it on its own. Then add learner-kit/lessons/02/AGENTS.template.md to my project root as AGENTS.md, fill in its Lesson 01 entry from my checkpoint and the test result you just saw, add a pointer file if your tool reads a different instruction file (for Claude Code, a CLAUDE.md containing @AGENTS.md), and commit that on its own. Start the platform API on loopback with the offline mock provider, keep it running and give me the console address: I will sign in as demo-astro, submit INC-001 in Runs and open the Tools view. Tell me how to stop it.</w:t>
       </w:r>
     </w:p>
     <w:p>
@@ -2368,7 +2368,7 @@
         <w:t xml:space="preserve">PROMPT </w:t>
       </w:r>
       <w:r>
-        <w:t>Verify my Lesson 02 implementation against its completion criteria. Update the checkpoint indicator in course/__init__.py to 2 only when the required capability is present. Run the full test suite, which includes the Lesson 02 check pack and every earlier lesson's tests, and then the Session 02 demonstration with python -m course.lab 2, all unchanged and using the offline provider (MODEL_PROVIDER unset or set to mock). Confirm that the passing count matches the one in the Lesson 02 check pack README. Keep the expected outcomes unchanged. Report checks actually executed, failures, relevant output and any untested integration. Explain the result, then commit my work and push it to my repository on gitlab.ciklum.net; if glab is also signed in to other GitLab hosts, make sure the push goes to gitlab.ciklum.net. Do not equate an unrun or skipped check with a pass.</w:t>
+        <w:t>Verify my Lesson 02 implementation against its completion criteria. Update the checkpoint indicator in course/__init__.py to 2 only when the required capability is present. Run the full test suite, which includes the Lesson 02 check pack and every earlier lesson's tests, and then the Session 02 demonstration with python -m course.lab 2, all unchanged and using the offline provider (MODEL_PROVIDER unset or set to mock). Confirm that the passing count matches the one in the Lesson 02 check pack README. Keep the expected outcomes unchanged. Report checks actually executed, failures, relevant output and any untested integration. Explain the result. When the checks pass, add this lesson's entry to the progress log in AGENTS.md: the checkpoint, the test result you observed and what the lesson added, named as in the Lesson 02 check pack README, and nothing you did not see. Then commit my work and push it to my repository on gitlab.ciklum.net; if glab is also signed in to other GitLab hosts, make sure the push goes to gitlab.ciklum.net. Do not equate an unrun or skipped check with a pass.</w:t>
       </w:r>
     </w:p>
     <w:p>
